--- a/klagomål/A 56759-2025 FSC-klagomål.docx
+++ b/klagomål/A 56759-2025 FSC-klagomål.docx
@@ -712,7 +712,7 @@
     <w:r>
       <w:tab/>
       <w:tab/>
-      <w:t>2026-09-14</w:t>
+      <w:t>2026-09-15</w:t>
       <w:br/>
       <w:br/>
     </w:r>

--- a/klagomål/A 56759-2025 FSC-klagomål.docx
+++ b/klagomål/A 56759-2025 FSC-klagomål.docx
@@ -712,7 +712,7 @@
     <w:r>
       <w:tab/>
       <w:tab/>
-      <w:t>2026-09-15</w:t>
+      <w:t>2026-09-16</w:t>
       <w:br/>
       <w:br/>
     </w:r>

--- a/klagomål/A 56759-2025 FSC-klagomål.docx
+++ b/klagomål/A 56759-2025 FSC-klagomål.docx
@@ -712,7 +712,7 @@
     <w:r>
       <w:tab/>
       <w:tab/>
-      <w:t>2026-09-16</w:t>
+      <w:t>2026-09-17</w:t>
       <w:br/>
       <w:br/>
     </w:r>

--- a/klagomål/A 56759-2025 FSC-klagomål.docx
+++ b/klagomål/A 56759-2025 FSC-klagomål.docx
@@ -712,7 +712,7 @@
     <w:r>
       <w:tab/>
       <w:tab/>
-      <w:t>2026-09-17</w:t>
+      <w:t>2026-09-18</w:t>
       <w:br/>
       <w:br/>
     </w:r>

--- a/klagomål/A 56759-2025 FSC-klagomål.docx
+++ b/klagomål/A 56759-2025 FSC-klagomål.docx
@@ -712,7 +712,7 @@
     <w:r>
       <w:tab/>
       <w:tab/>
-      <w:t>2026-09-18</w:t>
+      <w:t>2026-09-19</w:t>
       <w:br/>
       <w:br/>
     </w:r>

--- a/klagomål/A 56759-2025 FSC-klagomål.docx
+++ b/klagomål/A 56759-2025 FSC-klagomål.docx
@@ -712,7 +712,7 @@
     <w:r>
       <w:tab/>
       <w:tab/>
-      <w:t>2026-09-19</w:t>
+      <w:t>2026-09-21</w:t>
       <w:br/>
       <w:br/>
     </w:r>

--- a/klagomål/A 56759-2025 FSC-klagomål.docx
+++ b/klagomål/A 56759-2025 FSC-klagomål.docx
@@ -712,7 +712,7 @@
     <w:r>
       <w:tab/>
       <w:tab/>
-      <w:t>2026-09-21</w:t>
+      <w:t>2026-09-23</w:t>
       <w:br/>
       <w:br/>
     </w:r>

--- a/klagomål/A 56759-2025 FSC-klagomål.docx
+++ b/klagomål/A 56759-2025 FSC-klagomål.docx
@@ -712,7 +712,7 @@
     <w:r>
       <w:tab/>
       <w:tab/>
-      <w:t>2026-09-23</w:t>
+      <w:t>2026-09-24</w:t>
       <w:br/>
       <w:br/>
     </w:r>

--- a/klagomål/A 56759-2025 FSC-klagomål.docx
+++ b/klagomål/A 56759-2025 FSC-klagomål.docx
@@ -712,7 +712,7 @@
     <w:r>
       <w:tab/>
       <w:tab/>
-      <w:t>2026-09-24</w:t>
+      <w:t>2026-09-25</w:t>
       <w:br/>
       <w:br/>
     </w:r>

--- a/klagomål/A 56759-2025 FSC-klagomål.docx
+++ b/klagomål/A 56759-2025 FSC-klagomål.docx
@@ -712,7 +712,7 @@
     <w:r>
       <w:tab/>
       <w:tab/>
-      <w:t>2026-09-25</w:t>
+      <w:t>2026-09-26</w:t>
       <w:br/>
       <w:br/>
     </w:r>

--- a/klagomål/A 56759-2025 FSC-klagomål.docx
+++ b/klagomål/A 56759-2025 FSC-klagomål.docx
@@ -712,7 +712,7 @@
     <w:r>
       <w:tab/>
       <w:tab/>
-      <w:t>2026-09-26</w:t>
+      <w:t>2026-09-27</w:t>
       <w:br/>
       <w:br/>
     </w:r>

--- a/klagomål/A 56759-2025 FSC-klagomål.docx
+++ b/klagomål/A 56759-2025 FSC-klagomål.docx
@@ -712,7 +712,7 @@
     <w:r>
       <w:tab/>
       <w:tab/>
-      <w:t>2026-09-27</w:t>
+      <w:t>2026-09-28</w:t>
       <w:br/>
       <w:br/>
     </w:r>

--- a/klagomål/A 56759-2025 FSC-klagomål.docx
+++ b/klagomål/A 56759-2025 FSC-klagomål.docx
@@ -712,7 +712,7 @@
     <w:r>
       <w:tab/>
       <w:tab/>
-      <w:t>2026-09-28</w:t>
+      <w:t>2026-09-29</w:t>
       <w:br/>
       <w:br/>
     </w:r>

--- a/klagomål/A 56759-2025 FSC-klagomål.docx
+++ b/klagomål/A 56759-2025 FSC-klagomål.docx
@@ -712,7 +712,7 @@
     <w:r>
       <w:tab/>
       <w:tab/>
-      <w:t>2026-09-29</w:t>
+      <w:t>2026-09-30</w:t>
       <w:br/>
       <w:br/>
     </w:r>

--- a/klagomål/A 56759-2025 FSC-klagomål.docx
+++ b/klagomål/A 56759-2025 FSC-klagomål.docx
@@ -712,7 +712,7 @@
     <w:r>
       <w:tab/>
       <w:tab/>
-      <w:t>2026-09-30</w:t>
+      <w:t>2026-10-01</w:t>
       <w:br/>
       <w:br/>
     </w:r>

--- a/klagomål/A 56759-2025 FSC-klagomål.docx
+++ b/klagomål/A 56759-2025 FSC-klagomål.docx
@@ -712,7 +712,7 @@
     <w:r>
       <w:tab/>
       <w:tab/>
-      <w:t>2026-10-01</w:t>
+      <w:t>2026-10-02</w:t>
       <w:br/>
       <w:br/>
     </w:r>

--- a/klagomål/A 56759-2025 FSC-klagomål.docx
+++ b/klagomål/A 56759-2025 FSC-klagomål.docx
@@ -712,7 +712,7 @@
     <w:r>
       <w:tab/>
       <w:tab/>
-      <w:t>2026-10-02</w:t>
+      <w:t>2026-10-03</w:t>
       <w:br/>
       <w:br/>
     </w:r>

--- a/klagomål/A 56759-2025 FSC-klagomål.docx
+++ b/klagomål/A 56759-2025 FSC-klagomål.docx
@@ -712,7 +712,7 @@
     <w:r>
       <w:tab/>
       <w:tab/>
-      <w:t>2026-10-03</w:t>
+      <w:t>2026-10-04</w:t>
       <w:br/>
       <w:br/>
     </w:r>

--- a/klagomål/A 56759-2025 FSC-klagomål.docx
+++ b/klagomål/A 56759-2025 FSC-klagomål.docx
@@ -712,7 +712,7 @@
     <w:r>
       <w:tab/>
       <w:tab/>
-      <w:t>2026-10-04</w:t>
+      <w:t>2026-10-05</w:t>
       <w:br/>
       <w:br/>
     </w:r>

--- a/klagomål/A 56759-2025 FSC-klagomål.docx
+++ b/klagomål/A 56759-2025 FSC-klagomål.docx
@@ -712,7 +712,7 @@
     <w:r>
       <w:tab/>
       <w:tab/>
-      <w:t>2026-10-05</w:t>
+      <w:t>2026-10-06</w:t>
       <w:br/>
       <w:br/>
     </w:r>

--- a/klagomål/A 56759-2025 FSC-klagomål.docx
+++ b/klagomål/A 56759-2025 FSC-klagomål.docx
@@ -712,7 +712,7 @@
     <w:r>
       <w:tab/>
       <w:tab/>
-      <w:t>2026-10-06</w:t>
+      <w:t>2026-10-07</w:t>
       <w:br/>
       <w:br/>
     </w:r>

--- a/klagomål/A 56759-2025 FSC-klagomål.docx
+++ b/klagomål/A 56759-2025 FSC-klagomål.docx
@@ -712,7 +712,7 @@
     <w:r>
       <w:tab/>
       <w:tab/>
-      <w:t>2026-10-07</w:t>
+      <w:t>2026-10-08</w:t>
       <w:br/>
       <w:br/>
     </w:r>

--- a/klagomål/A 56759-2025 FSC-klagomål.docx
+++ b/klagomål/A 56759-2025 FSC-klagomål.docx
@@ -712,7 +712,7 @@
     <w:r>
       <w:tab/>
       <w:tab/>
-      <w:t>2026-10-08</w:t>
+      <w:t>2026-10-09</w:t>
       <w:br/>
       <w:br/>
     </w:r>

--- a/klagomål/A 56759-2025 FSC-klagomål.docx
+++ b/klagomål/A 56759-2025 FSC-klagomål.docx
@@ -712,7 +712,7 @@
     <w:r>
       <w:tab/>
       <w:tab/>
-      <w:t>2026-10-09</w:t>
+      <w:t>2026-10-10</w:t>
       <w:br/>
       <w:br/>
     </w:r>

--- a/klagomål/A 56759-2025 FSC-klagomål.docx
+++ b/klagomål/A 56759-2025 FSC-klagomål.docx
@@ -712,7 +712,7 @@
     <w:r>
       <w:tab/>
       <w:tab/>
-      <w:t>2026-10-10</w:t>
+      <w:t>2026-10-11</w:t>
       <w:br/>
       <w:br/>
     </w:r>

--- a/klagomål/A 56759-2025 FSC-klagomål.docx
+++ b/klagomål/A 56759-2025 FSC-klagomål.docx
@@ -712,7 +712,7 @@
     <w:r>
       <w:tab/>
       <w:tab/>
-      <w:t>2026-10-11</w:t>
+      <w:t>2026-10-12</w:t>
       <w:br/>
       <w:br/>
     </w:r>

--- a/klagomål/A 56759-2025 FSC-klagomål.docx
+++ b/klagomål/A 56759-2025 FSC-klagomål.docx
@@ -712,7 +712,7 @@
     <w:r>
       <w:tab/>
       <w:tab/>
-      <w:t>2026-10-12</w:t>
+      <w:t>2026-10-13</w:t>
       <w:br/>
       <w:br/>
     </w:r>

--- a/klagomål/A 56759-2025 FSC-klagomål.docx
+++ b/klagomål/A 56759-2025 FSC-klagomål.docx
@@ -712,7 +712,7 @@
     <w:r>
       <w:tab/>
       <w:tab/>
-      <w:t>2026-10-13</w:t>
+      <w:t>2026-10-14</w:t>
       <w:br/>
       <w:br/>
     </w:r>

--- a/klagomål/A 56759-2025 FSC-klagomål.docx
+++ b/klagomål/A 56759-2025 FSC-klagomål.docx
@@ -712,7 +712,7 @@
     <w:r>
       <w:tab/>
       <w:tab/>
-      <w:t>2026-10-14</w:t>
+      <w:t>2026-10-15</w:t>
       <w:br/>
       <w:br/>
     </w:r>

--- a/klagomål/A 56759-2025 FSC-klagomål.docx
+++ b/klagomål/A 56759-2025 FSC-klagomål.docx
@@ -712,7 +712,7 @@
     <w:r>
       <w:tab/>
       <w:tab/>
-      <w:t>2026-10-15</w:t>
+      <w:t>2026-10-16</w:t>
       <w:br/>
       <w:br/>
     </w:r>

--- a/klagomål/A 56759-2025 FSC-klagomål.docx
+++ b/klagomål/A 56759-2025 FSC-klagomål.docx
@@ -712,7 +712,7 @@
     <w:r>
       <w:tab/>
       <w:tab/>
-      <w:t>2026-10-16</w:t>
+      <w:t>2026-10-17</w:t>
       <w:br/>
       <w:br/>
     </w:r>

--- a/klagomål/A 56759-2025 FSC-klagomål.docx
+++ b/klagomål/A 56759-2025 FSC-klagomål.docx
@@ -712,7 +712,7 @@
     <w:r>
       <w:tab/>
       <w:tab/>
-      <w:t>2026-10-17</w:t>
+      <w:t>2026-10-18</w:t>
       <w:br/>
       <w:br/>
     </w:r>

--- a/klagomål/A 56759-2025 FSC-klagomål.docx
+++ b/klagomål/A 56759-2025 FSC-klagomål.docx
@@ -712,7 +712,7 @@
     <w:r>
       <w:tab/>
       <w:tab/>
-      <w:t>2026-10-18</w:t>
+      <w:t>2026-10-19</w:t>
       <w:br/>
       <w:br/>
     </w:r>

--- a/klagomål/A 56759-2025 FSC-klagomål.docx
+++ b/klagomål/A 56759-2025 FSC-klagomål.docx
@@ -712,7 +712,7 @@
     <w:r>
       <w:tab/>
       <w:tab/>
-      <w:t>2026-10-19</w:t>
+      <w:t>2026-10-20</w:t>
       <w:br/>
       <w:br/>
     </w:r>

--- a/klagomål/A 56759-2025 FSC-klagomål.docx
+++ b/klagomål/A 56759-2025 FSC-klagomål.docx
@@ -712,7 +712,7 @@
     <w:r>
       <w:tab/>
       <w:tab/>
-      <w:t>2026-10-20</w:t>
+      <w:t>2026-10-21</w:t>
       <w:br/>
       <w:br/>
     </w:r>

--- a/klagomål/A 56759-2025 FSC-klagomål.docx
+++ b/klagomål/A 56759-2025 FSC-klagomål.docx
@@ -712,7 +712,7 @@
     <w:r>
       <w:tab/>
       <w:tab/>
-      <w:t>2026-10-21</w:t>
+      <w:t>2026-10-22</w:t>
       <w:br/>
       <w:br/>
     </w:r>

--- a/klagomål/A 56759-2025 FSC-klagomål.docx
+++ b/klagomål/A 56759-2025 FSC-klagomål.docx
@@ -712,7 +712,7 @@
     <w:r>
       <w:tab/>
       <w:tab/>
-      <w:t>2026-10-22</w:t>
+      <w:t>2026-10-23</w:t>
       <w:br/>
       <w:br/>
     </w:r>

--- a/klagomål/A 56759-2025 FSC-klagomål.docx
+++ b/klagomål/A 56759-2025 FSC-klagomål.docx
@@ -712,7 +712,7 @@
     <w:r>
       <w:tab/>
       <w:tab/>
-      <w:t>2026-10-23</w:t>
+      <w:t>2026-10-24</w:t>
       <w:br/>
       <w:br/>
     </w:r>

--- a/klagomål/A 56759-2025 FSC-klagomål.docx
+++ b/klagomål/A 56759-2025 FSC-klagomål.docx
@@ -712,7 +712,7 @@
     <w:r>
       <w:tab/>
       <w:tab/>
-      <w:t>2026-10-24</w:t>
+      <w:t>2026-10-25</w:t>
       <w:br/>
       <w:br/>
     </w:r>

--- a/klagomål/A 56759-2025 FSC-klagomål.docx
+++ b/klagomål/A 56759-2025 FSC-klagomål.docx
@@ -178,7 +178,7 @@
       <w:r>
         <w:drawing>
           <wp:inline xmlns:a="http://schemas.openxmlformats.org/drawingml/2006/main" xmlns:pic="http://schemas.openxmlformats.org/drawingml/2006/picture">
-            <wp:extent cx="5013909" cy="5724000"/>
+            <wp:extent cx="5120127" cy="5724000"/>
             <wp:docPr id="1" name="Picture 1"/>
             <wp:cNvGraphicFramePr>
               <a:graphicFrameLocks noChangeAspect="1"/>
@@ -199,7 +199,7 @@
                   <pic:spPr>
                     <a:xfrm>
                       <a:off x="0" y="0"/>
-                      <a:ext cx="5013909" cy="5724000"/>
+                      <a:ext cx="5120127" cy="5724000"/>
                     </a:xfrm>
                     <a:prstGeom prst="rect"/>
                   </pic:spPr>
@@ -216,12 +216,12 @@
         <w:spacing w:after="240"/>
       </w:pPr>
       <w:r>
-        <w:t>Figur 1. Fyndplatser för naturvårdsarter i avverkningsanmälan. Markörer utan svart kant är placerade på fyndplatsen. Markörer med svart kant är placerade vid sidan av fyndplatsen och har ett svart streck som visar fyndplatsens exakta position. Kartans mittpunktskoordinat är N 6613993, E 567664 i SWEREF 99 TM.</w:t>
+        <w:t>Figur 1. Fyndplatser för naturvårdsarter i och inom 1 meter från avverkningsanmälan. Markörer utan svart kant är placerade på fyndplatsen. Markörer med svart kant är placerade vid sidan av fyndplatsen och har ett svart streck som visar fyndplatsens exakta position. Kartans mittpunktskoordinat är N 6613993, E 567664 i SWEREF 99 TM.</w:t>
       </w:r>
     </w:p>
     <w:p>
       <w:r>
-        <w:t>I avverkningsanmälan finns fynd av 3 naturvårdsarter, varav 1 är rödlistad, 2 är typiska (T) och 2 är signalarter (S): dofttaggsvamp (NT, T), brandticka (S) och trådticka (S, T). Se Figur 1.</w:t>
+        <w:t>I och inom 1 meter från avverkningsanmälan finns fynd av 4 naturvårdsarter, varav 2 är rödlistade, 3 är typiska (T) och 2 är signalarter (S): dofttaggsvamp (NT, T), kandelabersvamp (NT, T), brandticka (S) och trådticka (S, T). Se Figur 1.</w:t>
       </w:r>
     </w:p>
     <w:p>
@@ -265,6 +265,26 @@
       </w:r>
       <w:r>
         <w:t xml:space="preserve"> (SLU Artdatabanken, 2024).</w:t>
+      </w:r>
+    </w:p>
+    <w:p>
+      <w:r>
+        <w:rPr>
+          <w:b/>
+        </w:rPr>
+        <w:t>Kandelabersvamp (NT)</w:t>
+      </w:r>
+      <w:r>
+        <w:t xml:space="preserve"> är en mycket bra signalart på skyddsvärda skogsbestånd i hela sitt utbredningsområde. Svampen indikerar sena aspsuccessioner inom områden med konstant hög luftfuktighet. Kandelabersvamp är typisk art för </w:t>
+      </w:r>
+      <w:r>
+        <w:rPr>
+          <w:i/>
+        </w:rPr>
+        <w:t xml:space="preserve">9010 Taiga </w:t>
+      </w:r>
+      <w:r>
+        <w:t>(Nitare &amp; Skogsstyrelsen, 2019; SLU Artdatabanken, 2025).</w:t>
       </w:r>
     </w:p>
     <w:p>
@@ -397,7 +417,7 @@
         <w:rPr>
           <w:i/>
         </w:rPr>
-        <w:t>I det avverkningsanmälda skogsområdet har 3 naturvårdsarter varav 1 rödlistade arter sina livsmiljöer och växtplatser.</w:t>
+        <w:t>I det avverkningsanmälda skogsområdet har 4 naturvårdsarter varav 2 rödlistade arter sina livsmiljöer och växtplatser.</w:t>
       </w:r>
     </w:p>
     <w:p>
@@ -712,7 +732,7 @@
     <w:r>
       <w:tab/>
       <w:tab/>
-      <w:t>2026-10-25</w:t>
+      <w:t>2026-10-26</w:t>
       <w:br/>
       <w:br/>
     </w:r>

--- a/klagomål/A 56759-2025 FSC-klagomål.docx
+++ b/klagomål/A 56759-2025 FSC-klagomål.docx
@@ -732,7 +732,7 @@
     <w:r>
       <w:tab/>
       <w:tab/>
-      <w:t>2026-10-26</w:t>
+      <w:t>2026-10-27</w:t>
       <w:br/>
       <w:br/>
     </w:r>

--- a/klagomål/A 56759-2025 FSC-klagomål.docx
+++ b/klagomål/A 56759-2025 FSC-klagomål.docx
@@ -732,7 +732,7 @@
     <w:r>
       <w:tab/>
       <w:tab/>
-      <w:t>2026-10-27</w:t>
+      <w:t>2026-10-28</w:t>
       <w:br/>
       <w:br/>
     </w:r>

--- a/klagomål/A 56759-2025 FSC-klagomål.docx
+++ b/klagomål/A 56759-2025 FSC-klagomål.docx
@@ -732,7 +732,7 @@
     <w:r>
       <w:tab/>
       <w:tab/>
-      <w:t>2026-10-28</w:t>
+      <w:t>2026-10-29</w:t>
       <w:br/>
       <w:br/>
     </w:r>

--- a/klagomål/A 56759-2025 FSC-klagomål.docx
+++ b/klagomål/A 56759-2025 FSC-klagomål.docx
@@ -732,7 +732,7 @@
     <w:r>
       <w:tab/>
       <w:tab/>
-      <w:t>2026-10-29</w:t>
+      <w:t>2026-10-31</w:t>
       <w:br/>
       <w:br/>
     </w:r>
